--- a/docs/Ordinis_Demo_Script.docx
+++ b/docs/Ordinis_Demo_Script.docx
@@ -5395,7 +5395,7 @@
                 <w:sz w:val="20"/>
                 <w:szCs w:val="20"/>
               </w:rPr>
-              <w:t xml:space="preserve">Yes. The Team Attendance page shows the people below the manager. The menu item is shown to people who hold the View Team Attendance Permission (the CEO). A manager reaches the page by its address; showing the menu item to every manager is on the list for later.</w:t>
+              <w:t xml:space="preserve">Yes. Every manager who has people below sees the Team Attendance menu item and the people below them. The View Team Attendance Permission widens it to the whole company (the CEO has it). Someone outside the scope is a 404.</w:t>
             </w:r>
           </w:p>
         </w:tc>
